--- a/docs/墨刀导入/产品设计/01-AI产品经理总览.docx
+++ b/docs/墨刀导入/产品设计/01-AI产品经理总览.docx
@@ -192,6 +192,545 @@
           <w:bottom w:val="single" w:sz="6" w:color="CFD8E3"/>
         </w:pBdr>
       </w:pPr>
+    </w:p>
+    <w:p>
+      <w:pPr>
+        <w:pStyle w:val="Heading3"/>
+      </w:pPr>
+      <w:r>
+        <w:rPr>
+          <w:rFonts w:ascii="微软雅黑" w:hAnsi="微软雅黑" w:eastAsia="微软雅黑"/>
+        </w:rPr>
+        <w:t>0.1.1 产品由四大模块构成（不要只看到招聘三段）</w:t>
+      </w:r>
+    </w:p>
+    <w:tbl>
+      <w:tblPr>
+        <w:tblStyle w:val="LightGrid-Accent1"/>
+        <w:tblW w:type="auto" w:w="0"/>
+        <w:jc w:val="center"/>
+        <w:tblLook w:firstColumn="1" w:firstRow="1" w:lastColumn="0" w:lastRow="0" w:noHBand="0" w:noVBand="1" w:val="04A0"/>
+      </w:tblPr>
+      <w:tblGrid>
+        <w:gridCol w:w="2556"/>
+        <w:gridCol w:w="2556"/>
+        <w:gridCol w:w="2556"/>
+        <w:gridCol w:w="2556"/>
+      </w:tblGrid>
+      <w:tr>
+        <w:tc>
+          <w:tcPr>
+            <w:tcW w:type="dxa" w:w="2556"/>
+            <w:shd w:val="clear" w:fill="EDF2F7"/>
+          </w:tcPr>
+          <w:p>
+            <w:pPr>
+              <w:spacing w:after="20"/>
+            </w:pPr>
+            <w:r>
+              <w:rPr>
+                <w:b/>
+                <w:sz w:val="18"/>
+              </w:rPr>
+            </w:r>
+            <w:r>
+              <w:rPr>
+                <w:b/>
+                <w:sz w:val="18"/>
+              </w:rPr>
+              <w:t>模块</w:t>
+            </w:r>
+          </w:p>
+        </w:tc>
+        <w:tc>
+          <w:tcPr>
+            <w:tcW w:type="dxa" w:w="2556"/>
+            <w:shd w:val="clear" w:fill="EDF2F7"/>
+          </w:tcPr>
+          <w:p>
+            <w:pPr>
+              <w:spacing w:after="20"/>
+            </w:pPr>
+            <w:r>
+              <w:rPr>
+                <w:b/>
+                <w:sz w:val="18"/>
+              </w:rPr>
+            </w:r>
+            <w:r>
+              <w:rPr>
+                <w:b/>
+                <w:sz w:val="18"/>
+              </w:rPr>
+              <w:t>覆盖环节</w:t>
+            </w:r>
+          </w:p>
+        </w:tc>
+        <w:tc>
+          <w:tcPr>
+            <w:tcW w:type="dxa" w:w="2556"/>
+            <w:shd w:val="clear" w:fill="EDF2F7"/>
+          </w:tcPr>
+          <w:p>
+            <w:pPr>
+              <w:spacing w:after="20"/>
+            </w:pPr>
+            <w:r>
+              <w:rPr>
+                <w:b/>
+                <w:sz w:val="18"/>
+              </w:rPr>
+            </w:r>
+            <w:r>
+              <w:rPr>
+                <w:b/>
+                <w:sz w:val="18"/>
+              </w:rPr>
+              <w:t>需求</w:t>
+            </w:r>
+          </w:p>
+        </w:tc>
+        <w:tc>
+          <w:tcPr>
+            <w:tcW w:type="dxa" w:w="2556"/>
+            <w:shd w:val="clear" w:fill="EDF2F7"/>
+          </w:tcPr>
+          <w:p>
+            <w:pPr>
+              <w:spacing w:after="20"/>
+            </w:pPr>
+            <w:r>
+              <w:rPr>
+                <w:b/>
+                <w:sz w:val="18"/>
+              </w:rPr>
+            </w:r>
+            <w:r>
+              <w:rPr>
+                <w:b/>
+                <w:sz w:val="18"/>
+              </w:rPr>
+              <w:t>为什么它不可省</w:t>
+            </w:r>
+          </w:p>
+        </w:tc>
+      </w:tr>
+      <w:tr>
+        <w:tc>
+          <w:tcPr>
+            <w:tcW w:type="dxa" w:w="2556"/>
+          </w:tcPr>
+          <w:p>
+            <w:pPr>
+              <w:spacing w:after="20"/>
+            </w:pPr>
+            <w:r>
+              <w:rPr>
+                <w:sz w:val="18"/>
+              </w:rPr>
+            </w:r>
+            <w:r>
+              <w:rPr>
+                <w:sz w:val="18"/>
+              </w:rPr>
+              <w:t>M1 岗位能力模型</w:t>
+            </w:r>
+          </w:p>
+        </w:tc>
+        <w:tc>
+          <w:tcPr>
+            <w:tcW w:type="dxa" w:w="2556"/>
+          </w:tcPr>
+          <w:p>
+            <w:pPr>
+              <w:spacing w:after="20"/>
+            </w:pPr>
+            <w:r>
+              <w:rPr>
+                <w:sz w:val="18"/>
+              </w:rPr>
+            </w:r>
+            <w:r>
+              <w:rPr>
+                <w:sz w:val="18"/>
+              </w:rPr>
+              <w:t>底座</w:t>
+            </w:r>
+          </w:p>
+        </w:tc>
+        <w:tc>
+          <w:tcPr>
+            <w:tcW w:type="dxa" w:w="2556"/>
+          </w:tcPr>
+          <w:p>
+            <w:pPr>
+              <w:spacing w:after="20"/>
+            </w:pPr>
+            <w:r>
+              <w:rPr>
+                <w:sz w:val="18"/>
+              </w:rPr>
+            </w:r>
+            <w:r>
+              <w:rPr>
+                <w:sz w:val="18"/>
+              </w:rPr>
+              <w:t>R-01 ~ R-06</w:t>
+            </w:r>
+          </w:p>
+        </w:tc>
+        <w:tc>
+          <w:tcPr>
+            <w:tcW w:type="dxa" w:w="2556"/>
+          </w:tcPr>
+          <w:p>
+            <w:pPr>
+              <w:spacing w:after="20"/>
+            </w:pPr>
+            <w:r>
+              <w:rPr>
+                <w:sz w:val="18"/>
+              </w:rPr>
+            </w:r>
+            <w:r>
+              <w:rPr>
+                <w:sz w:val="18"/>
+              </w:rPr>
+              <w:t>三个业务出口共用的标准载体</w:t>
+            </w:r>
+          </w:p>
+        </w:tc>
+      </w:tr>
+      <w:tr>
+        <w:tc>
+          <w:tcPr>
+            <w:tcW w:type="dxa" w:w="2556"/>
+          </w:tcPr>
+          <w:p>
+            <w:pPr>
+              <w:spacing w:after="20"/>
+            </w:pPr>
+            <w:r>
+              <w:rPr>
+                <w:sz w:val="18"/>
+              </w:rPr>
+            </w:r>
+            <w:r>
+              <w:rPr>
+                <w:sz w:val="18"/>
+              </w:rPr>
+              <w:t>M2 简历筛选</w:t>
+            </w:r>
+          </w:p>
+        </w:tc>
+        <w:tc>
+          <w:tcPr>
+            <w:tcW w:type="dxa" w:w="2556"/>
+          </w:tcPr>
+          <w:p>
+            <w:pPr>
+              <w:spacing w:after="20"/>
+            </w:pPr>
+            <w:r>
+              <w:rPr>
+                <w:sz w:val="18"/>
+              </w:rPr>
+            </w:r>
+            <w:r>
+              <w:rPr>
+                <w:sz w:val="18"/>
+              </w:rPr>
+              <w:t>找对人</w:t>
+            </w:r>
+          </w:p>
+        </w:tc>
+        <w:tc>
+          <w:tcPr>
+            <w:tcW w:type="dxa" w:w="2556"/>
+          </w:tcPr>
+          <w:p>
+            <w:pPr>
+              <w:spacing w:after="20"/>
+            </w:pPr>
+            <w:r>
+              <w:rPr>
+                <w:sz w:val="18"/>
+              </w:rPr>
+            </w:r>
+            <w:r>
+              <w:rPr>
+                <w:sz w:val="18"/>
+              </w:rPr>
+              <w:t>R-07 ~ R-14</w:t>
+            </w:r>
+          </w:p>
+        </w:tc>
+        <w:tc>
+          <w:tcPr>
+            <w:tcW w:type="dxa" w:w="2556"/>
+          </w:tcPr>
+          <w:p>
+            <w:pPr>
+              <w:spacing w:after="20"/>
+            </w:pPr>
+            <w:r>
+              <w:rPr>
+                <w:sz w:val="18"/>
+              </w:rPr>
+            </w:r>
+            <w:r>
+              <w:rPr>
+                <w:sz w:val="18"/>
+              </w:rPr>
+              <w:t>价值最高、容错可控的核心场景</w:t>
+            </w:r>
+          </w:p>
+        </w:tc>
+      </w:tr>
+      <w:tr>
+        <w:tc>
+          <w:tcPr>
+            <w:tcW w:type="dxa" w:w="2556"/>
+          </w:tcPr>
+          <w:p>
+            <w:pPr>
+              <w:spacing w:after="20"/>
+            </w:pPr>
+            <w:r>
+              <w:rPr>
+                <w:sz w:val="18"/>
+              </w:rPr>
+            </w:r>
+            <w:r>
+              <w:rPr>
+                <w:sz w:val="18"/>
+              </w:rPr>
+              <w:t>M3 面试助手</w:t>
+            </w:r>
+          </w:p>
+        </w:tc>
+        <w:tc>
+          <w:tcPr>
+            <w:tcW w:type="dxa" w:w="2556"/>
+          </w:tcPr>
+          <w:p>
+            <w:pPr>
+              <w:spacing w:after="20"/>
+            </w:pPr>
+            <w:r>
+              <w:rPr>
+                <w:sz w:val="18"/>
+              </w:rPr>
+            </w:r>
+            <w:r>
+              <w:rPr>
+                <w:sz w:val="18"/>
+              </w:rPr>
+              <w:t>面准人</w:t>
+            </w:r>
+          </w:p>
+        </w:tc>
+        <w:tc>
+          <w:tcPr>
+            <w:tcW w:type="dxa" w:w="2556"/>
+          </w:tcPr>
+          <w:p>
+            <w:pPr>
+              <w:spacing w:after="20"/>
+            </w:pPr>
+            <w:r>
+              <w:rPr>
+                <w:sz w:val="18"/>
+              </w:rPr>
+            </w:r>
+            <w:r>
+              <w:rPr>
+                <w:sz w:val="18"/>
+              </w:rPr>
+              <w:t>R-09、R-10、R-14、R-25 ~ R-27</w:t>
+            </w:r>
+          </w:p>
+        </w:tc>
+        <w:tc>
+          <w:tcPr>
+            <w:tcW w:type="dxa" w:w="2556"/>
+          </w:tcPr>
+          <w:p>
+            <w:pPr>
+              <w:spacing w:after="20"/>
+            </w:pPr>
+            <w:r>
+              <w:rPr>
+                <w:sz w:val="18"/>
+              </w:rPr>
+            </w:r>
+            <w:r>
+              <w:rPr>
+                <w:sz w:val="18"/>
+              </w:rPr>
+              <w:t>面试评价数据化的唯一入口</w:t>
+            </w:r>
+          </w:p>
+        </w:tc>
+      </w:tr>
+      <w:tr>
+        <w:tc>
+          <w:tcPr>
+            <w:tcW w:type="dxa" w:w="2556"/>
+          </w:tcPr>
+          <w:p>
+            <w:pPr>
+              <w:spacing w:after="20"/>
+            </w:pPr>
+            <w:r>
+              <w:rPr>
+                <w:sz w:val="18"/>
+              </w:rPr>
+            </w:r>
+            <w:r>
+              <w:rPr>
+                <w:b/>
+                <w:sz w:val="18"/>
+              </w:rPr>
+              <w:t>M4 培训考核</w:t>
+            </w:r>
+          </w:p>
+        </w:tc>
+        <w:tc>
+          <w:tcPr>
+            <w:tcW w:type="dxa" w:w="2556"/>
+          </w:tcPr>
+          <w:p>
+            <w:pPr>
+              <w:spacing w:after="20"/>
+            </w:pPr>
+            <w:r>
+              <w:rPr>
+                <w:sz w:val="18"/>
+              </w:rPr>
+            </w:r>
+            <w:r>
+              <w:rPr>
+                <w:b/>
+                <w:sz w:val="18"/>
+              </w:rPr>
+              <w:t>培养好人</w:t>
+            </w:r>
+          </w:p>
+        </w:tc>
+        <w:tc>
+          <w:tcPr>
+            <w:tcW w:type="dxa" w:w="2556"/>
+          </w:tcPr>
+          <w:p>
+            <w:pPr>
+              <w:spacing w:after="20"/>
+            </w:pPr>
+            <w:r>
+              <w:rPr>
+                <w:sz w:val="18"/>
+              </w:rPr>
+            </w:r>
+            <w:r>
+              <w:rPr>
+                <w:sz w:val="18"/>
+              </w:rPr>
+              <w:t>R-11、R-15、R-18、R-21 ~ R-24</w:t>
+            </w:r>
+          </w:p>
+        </w:tc>
+        <w:tc>
+          <w:tcPr>
+            <w:tcW w:type="dxa" w:w="2556"/>
+          </w:tcPr>
+          <w:p>
+            <w:pPr>
+              <w:spacing w:after="20"/>
+            </w:pPr>
+            <w:r>
+              <w:rPr>
+                <w:sz w:val="18"/>
+              </w:rPr>
+            </w:r>
+            <w:r>
+              <w:rPr>
+                <w:b/>
+                <w:sz w:val="18"/>
+              </w:rPr>
+              <w:t>唯一的「结果信号」来源</w:t>
+            </w:r>
+          </w:p>
+        </w:tc>
+      </w:tr>
+    </w:tbl>
+    <w:p>
+      <w:pPr>
+        <w:spacing w:after="60"/>
+      </w:pPr>
+    </w:p>
+    <w:p>
+      <w:pPr>
+        <w:spacing w:after="80" w:line="300" w:lineRule="auto"/>
+      </w:pPr>
+      <w:r>
+        <w:rPr>
+          <w:b/>
+        </w:rPr>
+        <w:t>M4 为什么要单独强调</w:t>
+      </w:r>
+      <w:r>
+        <w:t>：招聘的终点不是入职。简历筛选与面试评价都是</w:t>
+      </w:r>
+      <w:r>
+        <w:rPr>
+          <w:b/>
+        </w:rPr>
+        <w:t>过程信号</w:t>
+      </w:r>
+      <w:r>
+        <w:t xml:space="preserve"> ——</w:t>
+      </w:r>
+    </w:p>
+    <w:p>
+      <w:pPr>
+        <w:spacing w:after="80" w:line="300" w:lineRule="auto"/>
+      </w:pPr>
+      <w:r>
+        <w:t>它们只能说明「AI 的判断像不像 HR」；只有</w:t>
+      </w:r>
+      <w:r>
+        <w:rPr>
+          <w:b/>
+        </w:rPr>
+        <w:t>试用期表现</w:t>
+      </w:r>
+      <w:r>
+        <w:t>能回答「当初的判断到底对不对」。</w:t>
+      </w:r>
+    </w:p>
+    <w:p>
+      <w:pPr>
+        <w:spacing w:after="80" w:line="300" w:lineRule="auto"/>
+      </w:pPr>
+      <w:r>
+        <w:t>培训考核是产生这个信号的地方，所以它的题库必须锚定岗位能力项</w:t>
+      </w:r>
+    </w:p>
+    <w:p>
+      <w:pPr>
+        <w:spacing w:after="80" w:line="300" w:lineRule="auto"/>
+      </w:pPr>
+      <w:r>
+        <w:t>（与筛选、面试共用同一套能力模型），考核成绩才具备预测能力。</w:t>
+      </w:r>
+    </w:p>
+    <w:p>
+      <w:pPr>
+        <w:spacing w:after="80" w:line="300" w:lineRule="auto"/>
+      </w:pPr>
+      <w:r>
+        <w:t>没有 M4，整个产品衡量的是一致性而不是准确性 —— 这是它必须进一期的理由。</w:t>
+      </w:r>
     </w:p>
     <w:p>
       <w:pPr>
@@ -2201,6 +2740,101 @@
               <w:rPr>
                 <w:sz w:val="18"/>
               </w:rPr>
+              <w:t>培训考核</w:t>
+            </w:r>
+          </w:p>
+        </w:tc>
+        <w:tc>
+          <w:tcPr>
+            <w:tcW w:type="dxa" w:w="5112"/>
+          </w:tcPr>
+          <w:p>
+            <w:pPr>
+              <w:spacing w:after="20"/>
+            </w:pPr>
+            <w:r>
+              <w:rPr>
+                <w:sz w:val="18"/>
+              </w:rPr>
+            </w:r>
+            <w:r>
+              <w:rPr>
+                <w:sz w:val="18"/>
+              </w:rPr>
+              <w:t>7 条需求（R-11、R-15、R-18、R-21 ~ R-24），2 个角色（带教人 / 新人）</w:t>
+            </w:r>
+          </w:p>
+        </w:tc>
+      </w:tr>
+      <w:tr>
+        <w:tc>
+          <w:tcPr>
+            <w:tcW w:type="dxa" w:w="5112"/>
+          </w:tcPr>
+          <w:p>
+            <w:pPr>
+              <w:spacing w:after="20"/>
+            </w:pPr>
+            <w:r>
+              <w:rPr>
+                <w:sz w:val="18"/>
+              </w:rPr>
+            </w:r>
+            <w:r>
+              <w:rPr>
+                <w:sz w:val="18"/>
+              </w:rPr>
+              <w:t>培训考核的定位</w:t>
+            </w:r>
+          </w:p>
+        </w:tc>
+        <w:tc>
+          <w:tcPr>
+            <w:tcW w:type="dxa" w:w="5112"/>
+          </w:tcPr>
+          <w:p>
+            <w:pPr>
+              <w:spacing w:after="20"/>
+            </w:pPr>
+            <w:r>
+              <w:rPr>
+                <w:sz w:val="18"/>
+              </w:rPr>
+            </w:r>
+            <w:r>
+              <w:rPr>
+                <w:b/>
+                <w:sz w:val="18"/>
+              </w:rPr>
+              <w:t>唯一的「结果信号」来源</w:t>
+            </w:r>
+            <w:r>
+              <w:rPr>
+                <w:sz w:val="18"/>
+              </w:rPr>
+              <w:t>：试用期表现是验证筛选标准的唯一依据</w:t>
+            </w:r>
+          </w:p>
+        </w:tc>
+      </w:tr>
+      <w:tr>
+        <w:tc>
+          <w:tcPr>
+            <w:tcW w:type="dxa" w:w="5112"/>
+          </w:tcPr>
+          <w:p>
+            <w:pPr>
+              <w:spacing w:after="20"/>
+            </w:pPr>
+            <w:r>
+              <w:rPr>
+                <w:sz w:val="18"/>
+              </w:rPr>
+            </w:r>
+            <w:r>
+              <w:rPr>
+                <w:sz w:val="18"/>
+              </w:rPr>
               <w:t>流程图</w:t>
             </w:r>
           </w:p>
